--- a/Collatio/10/1. Textos/1. Marcados/10-H.docx
+++ b/Collatio/10/1. Textos/1. Marcados/10-H.docx
@@ -1,179 +1,179 @@
 
 <file path=word/document.xml><?xml version="1.0" encoding="utf-8"?>
-<w:document xmlns:wpc="http://schemas.microsoft.com/office/word/2010/wordprocessingCanvas" xmlns:cx="http://schemas.microsoft.com/office/drawing/2014/chartex" xmlns:cx1="http://schemas.microsoft.com/office/drawing/2015/9/8/chartex" xmlns:cx2="http://schemas.microsoft.com/office/drawing/2015/10/21/chartex" xmlns:cx3="http://schemas.microsoft.com/office/drawing/2016/5/9/chartex" xmlns:cx4="http://schemas.microsoft.com/office/drawing/2016/5/10/chartex" xmlns:cx5="http://schemas.microsoft.com/office/drawing/2016/5/11/chartex" xmlns:cx6="http://schemas.microsoft.com/office/drawing/2016/5/12/chartex" xmlns:cx7="http://schemas.microsoft.com/office/drawing/2016/5/13/chartex" xmlns:cx8="http://schemas.microsoft.com/office/drawing/2016/5/14/chartex" xmlns:mc="http://schemas.openxmlformats.org/markup-compatibility/2006" xmlns:aink="http://schemas.microsoft.com/office/drawing/2016/ink" xmlns:am3d="http://schemas.microsoft.com/office/drawing/2017/model3d" xmlns:o="urn:schemas-microsoft-com:office:office" xmlns:oel="http://schemas.microsoft.com/office/2019/extlst" xmlns:r="http://schemas.openxmlformats.org/officeDocument/2006/relationships" xmlns:m="http://schemas.openxmlformats.org/officeDocument/2006/math" xmlns:v="urn:schemas-microsoft-com:vml" xmlns:wp14="http://schemas.microsoft.com/office/word/2010/wordprocessingDrawing" xmlns:wp="http://schemas.openxmlformats.org/drawingml/2006/wordprocessingDrawing" xmlns:w10="urn:schemas-microsoft-com:office:word" xmlns:w="http://schemas.openxmlformats.org/wordprocessingml/2006/main" xmlns:w14="http://schemas.microsoft.com/office/word/2010/wordml" xmlns:w15="http://schemas.microsoft.com/office/word/2012/wordml" xmlns:w16cex="http://schemas.microsoft.com/office/word/2018/wordml/cex" xmlns:w16cid="http://schemas.microsoft.com/office/word/2016/wordml/cid" xmlns:w16="http://schemas.microsoft.com/office/word/2018/wordml" xmlns:w16du="http://schemas.microsoft.com/office/word/2023/wordml/word16du" xmlns:w16sdtdh="http://schemas.microsoft.com/office/word/2020/wordml/sdtdatahash" xmlns:w16se="http://schemas.microsoft.com/office/word/2015/wordml/symex" xmlns:wpg="http://schemas.microsoft.com/office/word/2010/wordprocessingGroup" xmlns:wpi="http://schemas.microsoft.com/office/word/2010/wordprocessingInk" xmlns:wne="http://schemas.microsoft.com/office/word/2006/wordml" xmlns:wps="http://schemas.microsoft.com/office/word/2010/wordprocessingShape" mc:Ignorable="w14 w15 w16se w16cid w16 w16cex w16sdtdh wp14">
+<w:document xmlns:wpc="http://schemas.microsoft.com/office/word/2010/wordprocessingCanvas" xmlns:cx="http://schemas.microsoft.com/office/drawing/2014/chartex" xmlns:cx1="http://schemas.microsoft.com/office/drawing/2015/9/8/chartex" xmlns:cx2="http://schemas.microsoft.com/office/drawing/2015/10/21/chartex" xmlns:cx3="http://schemas.microsoft.com/office/drawing/2016/5/9/chartex" xmlns:cx4="http://schemas.microsoft.com/office/drawing/2016/5/10/chartex" xmlns:cx5="http://schemas.microsoft.com/office/drawing/2016/5/11/chartex" xmlns:cx6="http://schemas.microsoft.com/office/drawing/2016/5/12/chartex" xmlns:cx7="http://schemas.microsoft.com/office/drawing/2016/5/13/chartex" xmlns:cx8="http://schemas.microsoft.com/office/drawing/2016/5/14/chartex" xmlns:mc="http://schemas.openxmlformats.org/markup-compatibility/2006" xmlns:aink="http://schemas.microsoft.com/office/drawing/2016/ink" xmlns:am3d="http://schemas.microsoft.com/office/drawing/2017/model3d" xmlns:o="urn:schemas-microsoft-com:office:office" xmlns:oel="http://schemas.microsoft.com/office/2019/extlst" xmlns:r="http://schemas.openxmlformats.org/officeDocument/2006/relationships" xmlns:m="http://schemas.openxmlformats.org/officeDocument/2006/math" xmlns:v="urn:schemas-microsoft-com:vml" xmlns:wp14="http://schemas.microsoft.com/office/word/2010/wordprocessingDrawing" xmlns:wp="http://schemas.openxmlformats.org/drawingml/2006/wordprocessingDrawing" xmlns:w10="urn:schemas-microsoft-com:office:word" xmlns:w="http://schemas.openxmlformats.org/wordprocessingml/2006/main" xmlns:w14="http://schemas.microsoft.com/office/word/2010/wordml" xmlns:w15="http://schemas.microsoft.com/office/word/2012/wordml" xmlns:w16cex="http://schemas.microsoft.com/office/word/2018/wordml/cex" xmlns:w16cid="http://schemas.microsoft.com/office/word/2016/wordml/cid" xmlns:w16="http://schemas.microsoft.com/office/word/2018/wordml" xmlns:w16du="http://schemas.microsoft.com/office/word/2023/wordml/word16du" xmlns:w16sdtdh="http://schemas.microsoft.com/office/word/2020/wordml/sdtdatahash" xmlns:w16sdtfl="http://schemas.microsoft.com/office/word/2024/wordml/sdtformatlock" xmlns:w16se="http://schemas.microsoft.com/office/word/2015/wordml/symex" xmlns:wpg="http://schemas.microsoft.com/office/word/2010/wordprocessingGroup" xmlns:wpi="http://schemas.microsoft.com/office/word/2010/wordprocessingInk" xmlns:wne="http://schemas.microsoft.com/office/word/2006/wordml" xmlns:wps="http://schemas.microsoft.com/office/word/2010/wordprocessingShape" mc:Ignorable="w14 w15 w16se w16cid w16 w16cex w16sdtdh w16sdtfl w16du wp14">
   <w:body>
     <w:p>
       <w:pPr>
         <w:rPr>
-          <w:rFonts w:ascii="Garamond" w:hAnsi="Garamond"/>
+          <w:rFonts w:ascii="Brill" w:hAnsi="Brill"/>
         </w:rPr>
       </w:pPr>
       <w:r>
         <w:rPr>
-          <w:rFonts w:ascii="Garamond" w:hAnsi="Garamond"/>
+          <w:rFonts w:ascii="Brill" w:hAnsi="Brill"/>
           <w:color w:val="FF0000"/>
         </w:rPr>
         <w:t xml:space="preserve">17r </w:t>
       </w:r>
       <w:r>
         <w:rPr>
-          <w:rFonts w:ascii="Garamond" w:hAnsi="Garamond"/>
+          <w:rFonts w:ascii="Brill" w:hAnsi="Brill"/>
         </w:rPr>
         <w:t>Dixo el diciplo maestro preguntar te quiero una pregunta e que me respondas a ella % E dixo el maestro di</w:t>
       </w:r>
       <w:r>
         <w:rPr>
-          <w:rFonts w:ascii="Garamond" w:hAnsi="Garamond"/>
+          <w:rFonts w:ascii="Brill" w:hAnsi="Brill"/>
           <w:lang w:val="es-ES"/>
         </w:rPr>
         <w:t xml:space="preserve"> </w:t>
       </w:r>
       <w:r>
         <w:rPr>
-          <w:rFonts w:ascii="Garamond" w:hAnsi="Garamond"/>
+          <w:rFonts w:ascii="Brill" w:hAnsi="Brill"/>
         </w:rPr>
         <w:t xml:space="preserve">lo que quisieres dixo el diciplo la demanda que te yo quiero que me digas por que razon quiso dios encarnar en la virgen </w:t>
       </w:r>
       <w:r>
         <w:rPr>
-          <w:rFonts w:ascii="Garamond" w:hAnsi="Garamond"/>
+          <w:rFonts w:ascii="Brill" w:hAnsi="Brill"/>
           <w:lang w:val="es-ES"/>
         </w:rPr>
         <w:t>M</w:t>
       </w:r>
       <w:r>
         <w:rPr>
-          <w:rFonts w:ascii="Garamond" w:hAnsi="Garamond"/>
+          <w:rFonts w:ascii="Brill" w:hAnsi="Brill"/>
         </w:rPr>
         <w:t xml:space="preserve">aria % Ca tengo yo que bien pudiera salvar el mundo si </w:t>
       </w:r>
       <w:r>
         <w:rPr>
-          <w:rFonts w:ascii="Garamond" w:hAnsi="Garamond"/>
+          <w:rFonts w:ascii="Brill" w:hAnsi="Brill"/>
           <w:color w:val="FF0000"/>
         </w:rPr>
         <w:t xml:space="preserve">17v </w:t>
       </w:r>
       <w:r>
         <w:rPr>
-          <w:rFonts w:ascii="Garamond" w:hAnsi="Garamond"/>
+          <w:rFonts w:ascii="Brill" w:hAnsi="Brill"/>
         </w:rPr>
         <w:t>quisiera sin tomar carne d ella % Respondio el maestro yo te quiero mostrar por razon derecha non pudiera ser de otra guisa si non asi sepas que en el pecado de cada dia fueron tres aperceros % El primero fue el diablo en figura de serpiente que lo andubdo que lo ordeno el segundo fue Eva que lo consejo el tercero fue Adan que lo comio e lo puso en obra % E pues asi como este pecado fue fecho por todos tres asi convenia que la sal</w:t>
       </w:r>
       <w:r>
         <w:rPr>
-          <w:rFonts w:ascii="Garamond" w:hAnsi="Garamond"/>
+          <w:rFonts w:ascii="Brill" w:hAnsi="Brill"/>
           <w:lang w:val="es-ES"/>
         </w:rPr>
         <w:t>v</w:t>
       </w:r>
       <w:r>
         <w:rPr>
-          <w:rFonts w:ascii="Garamond" w:hAnsi="Garamond"/>
+          <w:rFonts w:ascii="Brill" w:hAnsi="Brill"/>
         </w:rPr>
         <w:t xml:space="preserve">acion por que se avia de salvar este pecado que fuese otro si por tres % E quiero te dezir en como o en que manera </w:t>
       </w:r>
       <w:r>
         <w:rPr>
-          <w:rFonts w:ascii="Garamond" w:hAnsi="Garamond"/>
+          <w:rFonts w:ascii="Brill" w:hAnsi="Brill"/>
           <w:lang w:val="es-ES"/>
         </w:rPr>
         <w:t>en lugar</w:t>
       </w:r>
       <w:r>
         <w:rPr>
-          <w:rFonts w:ascii="Garamond" w:hAnsi="Garamond"/>
+          <w:rFonts w:ascii="Brill" w:hAnsi="Brill"/>
         </w:rPr>
         <w:t xml:space="preserve"> de la sirpiente andubdo el espiritu en guisa como se fiziese la encarnacion % Ca en dos maneras andudo el espiritu la primera en dar gracia a santa </w:t>
       </w:r>
       <w:r>
         <w:rPr>
-          <w:rFonts w:ascii="Garamond" w:hAnsi="Garamond"/>
+          <w:rFonts w:ascii="Brill" w:hAnsi="Brill"/>
           <w:lang w:val="es-ES"/>
         </w:rPr>
         <w:t>M</w:t>
       </w:r>
       <w:r>
         <w:rPr>
-          <w:rFonts w:ascii="Garamond" w:hAnsi="Garamond"/>
+          <w:rFonts w:ascii="Brill" w:hAnsi="Brill"/>
         </w:rPr>
         <w:t xml:space="preserve">aria que fuese ella atal en si mesma que toviese el poder derecho de encarnar en ella tovo por derecho de descender en ella e tomar carne en esta virgen bien aventurada % E </w:t>
       </w:r>
       <w:r>
         <w:rPr>
-          <w:rFonts w:ascii="Garamond" w:hAnsi="Garamond"/>
+          <w:rFonts w:ascii="Brill" w:hAnsi="Brill"/>
           <w:lang w:val="es-ES"/>
         </w:rPr>
         <w:t>en lugar</w:t>
       </w:r>
       <w:r>
         <w:rPr>
-          <w:rFonts w:ascii="Garamond" w:hAnsi="Garamond"/>
+          <w:rFonts w:ascii="Brill" w:hAnsi="Brill"/>
         </w:rPr>
         <w:t xml:space="preserve"> de </w:t>
       </w:r>
       <w:r>
         <w:rPr>
-          <w:rFonts w:ascii="Garamond" w:hAnsi="Garamond"/>
+          <w:rFonts w:ascii="Brill" w:hAnsi="Brill"/>
           <w:lang w:val="es-ES"/>
         </w:rPr>
         <w:t>E</w:t>
       </w:r>
       <w:r>
         <w:rPr>
-          <w:rFonts w:ascii="Garamond" w:hAnsi="Garamond"/>
+          <w:rFonts w:ascii="Brill" w:hAnsi="Brill"/>
         </w:rPr>
         <w:t xml:space="preserve">va que lo consejo fue el angel </w:t>
       </w:r>
       <w:r>
         <w:rPr>
-          <w:rFonts w:ascii="Garamond" w:hAnsi="Garamond"/>
+          <w:rFonts w:ascii="Brill" w:hAnsi="Brill"/>
           <w:lang w:val="es-ES"/>
         </w:rPr>
         <w:t>G</w:t>
       </w:r>
       <w:r>
         <w:rPr>
-          <w:rFonts w:ascii="Garamond" w:hAnsi="Garamond"/>
+          <w:rFonts w:ascii="Brill" w:hAnsi="Brill"/>
         </w:rPr>
         <w:t>raviel que traxo la mensajeria e aconsejo</w:t>
       </w:r>
       <w:r>
         <w:rPr>
-          <w:rFonts w:ascii="Garamond" w:hAnsi="Garamond"/>
+          <w:rFonts w:ascii="Brill" w:hAnsi="Brill"/>
           <w:lang w:val="es-ES"/>
         </w:rPr>
         <w:t xml:space="preserve"> </w:t>
       </w:r>
       <w:r>
         <w:rPr>
-          <w:rFonts w:ascii="Garamond" w:hAnsi="Garamond"/>
+          <w:rFonts w:ascii="Brill" w:hAnsi="Brill"/>
         </w:rPr>
         <w:t xml:space="preserve">la muy bien en aquello que le dixo % E asi como </w:t>
       </w:r>
       <w:r>
         <w:rPr>
-          <w:rFonts w:ascii="Garamond" w:hAnsi="Garamond"/>
+          <w:rFonts w:ascii="Brill" w:hAnsi="Brill"/>
           <w:lang w:val="es-ES"/>
         </w:rPr>
         <w:t>A</w:t>
       </w:r>
       <w:r>
         <w:rPr>
-          <w:rFonts w:ascii="Garamond" w:hAnsi="Garamond"/>
+          <w:rFonts w:ascii="Brill" w:hAnsi="Brill"/>
         </w:rPr>
         <w:t>dan lo consintio e lo puso en obra asi consintio ella en aquellas palabras qu el angel le dixo por que dios padre vino a</w:t>
       </w:r>
       <w:r>
         <w:rPr>
-          <w:rFonts w:ascii="Garamond" w:hAnsi="Garamond"/>
+          <w:rFonts w:ascii="Brill" w:hAnsi="Brill"/>
           <w:lang w:val="es-ES"/>
         </w:rPr>
         <w:t xml:space="preserve"> y</w:t>
       </w:r>
       <w:r>
         <w:rPr>
-          <w:rFonts w:ascii="Garamond" w:hAnsi="Garamond"/>
+          <w:rFonts w:ascii="Brill" w:hAnsi="Brill"/>
         </w:rPr>
         <w:t xml:space="preserve"> conplir su obra % E la entincion por que lo dixera el angel era por esso por que en todas las cosas del mundo avia de ser contraria</w:t>
       </w:r>
@@ -189,7 +189,7 @@
 </file>
 
 <file path=word/styles.xml><?xml version="1.0" encoding="utf-8"?>
-<w:styles xmlns:mc="http://schemas.openxmlformats.org/markup-compatibility/2006" xmlns:r="http://schemas.openxmlformats.org/officeDocument/2006/relationships" xmlns:w="http://schemas.openxmlformats.org/wordprocessingml/2006/main" xmlns:w14="http://schemas.microsoft.com/office/word/2010/wordml" xmlns:w15="http://schemas.microsoft.com/office/word/2012/wordml" xmlns:w16cex="http://schemas.microsoft.com/office/word/2018/wordml/cex" xmlns:w16cid="http://schemas.microsoft.com/office/word/2016/wordml/cid" xmlns:w16="http://schemas.microsoft.com/office/word/2018/wordml" xmlns:w16sdtdh="http://schemas.microsoft.com/office/word/2020/wordml/sdtdatahash" xmlns:w16se="http://schemas.microsoft.com/office/word/2015/wordml/symex" mc:Ignorable="w14 w15 w16se w16cid w16 w16cex w16sdtdh">
+<w:styles xmlns:mc="http://schemas.openxmlformats.org/markup-compatibility/2006" xmlns:r="http://schemas.openxmlformats.org/officeDocument/2006/relationships" xmlns:w="http://schemas.openxmlformats.org/wordprocessingml/2006/main" xmlns:w14="http://schemas.microsoft.com/office/word/2010/wordml" xmlns:w15="http://schemas.microsoft.com/office/word/2012/wordml" xmlns:w16cex="http://schemas.microsoft.com/office/word/2018/wordml/cex" xmlns:w16cid="http://schemas.microsoft.com/office/word/2016/wordml/cid" xmlns:w16="http://schemas.microsoft.com/office/word/2018/wordml" xmlns:w16du="http://schemas.microsoft.com/office/word/2023/wordml/word16du" xmlns:w16sdtdh="http://schemas.microsoft.com/office/word/2020/wordml/sdtdatahash" xmlns:w16sdtfl="http://schemas.microsoft.com/office/word/2024/wordml/sdtformatlock" xmlns:w16se="http://schemas.microsoft.com/office/word/2015/wordml/symex" mc:Ignorable="w14 w15 w16se w16cid w16 w16cex w16sdtdh w16sdtfl w16du">
   <w:docDefaults>
     <w:rPrDefault>
       <w:rPr>
